--- a/tests/fixtures/sample_input.docx
+++ b/tests/fixtures/sample_input.docx
@@ -7,6 +7,7 @@
         <w:tblW w:type="dxa" w:w="9638"/>
         <w:tblLayout w:type="fixed"/>
         <w:tblLook w:firstColumn="1" w:firstRow="1" w:lastColumn="0" w:lastRow="0" w:noHBand="0" w:noVBand="1" w:val="04A0"/>
+        <w:tblDescription w:val="heading_badge"/>
         <w:bidiVisual/>
       </w:tblPr>
       <w:tblGrid>
@@ -14,6 +15,9 @@
         <w:gridCol w:w="8438"/>
       </w:tblGrid>
       <w:tr>
+        <w:trPr>
+          <w:cantSplit/>
+        </w:trPr>
         <w:tc>
           <w:tcPr>
             <w:tcW w:type="dxa" w:w="1200"/>
@@ -71,10 +75,12 @@
           <w:p>
             <w:pPr>
               <w:bidi w:val="1"/>
-              <w:jc w:val="start"/>
+              <w:jc w:val="right"/>
               <w:keepNext/>
               <w:keepLines/>
+              <w:outlineLvl w:val="0"/>
             </w:pPr>
+            <w:bookmarkStart w:id="1" w:name="md_______________________sql_se_e67c546f"/>
             <w:r>
               <w:rPr>
                 <w:rFonts w:ascii="Vazirmatn" w:hAnsi="Vazirmatn" w:cs="Vazirmatn"/>
@@ -85,7 +91,67 @@
                 <w:color w:val="2D2D2D"/>
                 <w:lang w:val="en-US" w:bidi="fa-IR"/>
               </w:rPr>
-              <w:t xml:space="preserve">پایگاه‌های دادهٔ سیستمی </w:t>
+              <w:t>پایگاه‌های</w:t>
+            </w:r>
+            <w:r>
+              <w:rPr>
+                <w:rFonts w:ascii="Vazirmatn" w:hAnsi="Vazirmatn" w:cs="Vazirmatn"/>
+                <w:sz w:val="32"/>
+                <w:szCs w:val="32"/>
+                <w:b/>
+                <w:bCs/>
+                <w:color w:val="2D2D2D"/>
+                <w:lang w:val="en-US" w:bidi="fa-IR"/>
+              </w:rPr>
+              <w:t xml:space="preserve"> </w:t>
+            </w:r>
+            <w:r>
+              <w:rPr>
+                <w:rFonts w:ascii="Vazirmatn" w:hAnsi="Vazirmatn" w:cs="Vazirmatn"/>
+                <w:sz w:val="32"/>
+                <w:szCs w:val="32"/>
+                <w:b/>
+                <w:bCs/>
+                <w:color w:val="2D2D2D"/>
+                <w:lang w:val="en-US" w:bidi="fa-IR"/>
+              </w:rPr>
+              <w:t>دادهٔ</w:t>
+            </w:r>
+            <w:r>
+              <w:rPr>
+                <w:rFonts w:ascii="Vazirmatn" w:hAnsi="Vazirmatn" w:cs="Vazirmatn"/>
+                <w:sz w:val="32"/>
+                <w:szCs w:val="32"/>
+                <w:b/>
+                <w:bCs/>
+                <w:color w:val="2D2D2D"/>
+                <w:lang w:val="en-US" w:bidi="fa-IR"/>
+              </w:rPr>
+              <w:t xml:space="preserve"> </w:t>
+            </w:r>
+            <w:r>
+              <w:rPr>
+                <w:rFonts w:ascii="Vazirmatn" w:hAnsi="Vazirmatn" w:cs="Vazirmatn"/>
+                <w:sz w:val="32"/>
+                <w:szCs w:val="32"/>
+                <w:b/>
+                <w:bCs/>
+                <w:color w:val="2D2D2D"/>
+                <w:lang w:val="en-US" w:bidi="fa-IR"/>
+              </w:rPr>
+              <w:t>سیستمی</w:t>
+            </w:r>
+            <w:r>
+              <w:rPr>
+                <w:rFonts w:ascii="Vazirmatn" w:hAnsi="Vazirmatn" w:cs="Vazirmatn"/>
+                <w:sz w:val="32"/>
+                <w:szCs w:val="32"/>
+                <w:b/>
+                <w:bCs/>
+                <w:color w:val="2D2D2D"/>
+                <w:lang w:val="en-US" w:bidi="fa-IR"/>
+              </w:rPr>
+              <w:t xml:space="preserve"> </w:t>
             </w:r>
             <w:r>
               <w:rPr>
@@ -98,8 +164,34 @@
                 <w:lang w:val="en-US" w:bidi="fa-IR"/>
                 <w:rtl w:val="0"/>
               </w:rPr>
-              <w:t>SQL Server</w:t>
+              <w:t>SQL</w:t>
             </w:r>
+            <w:r>
+              <w:rPr>
+                <w:rFonts w:ascii="Vazirmatn" w:hAnsi="Vazirmatn" w:cs="Vazirmatn"/>
+                <w:sz w:val="32"/>
+                <w:szCs w:val="32"/>
+                <w:b/>
+                <w:bCs/>
+                <w:color w:val="2D2D2D"/>
+                <w:lang w:val="en-US" w:bidi="fa-IR"/>
+              </w:rPr>
+              <w:t xml:space="preserve"> </w:t>
+            </w:r>
+            <w:r>
+              <w:rPr>
+                <w:rFonts w:ascii="Segoe UI" w:hAnsi="Segoe UI" w:cs="Vazirmatn"/>
+                <w:sz w:val="32"/>
+                <w:szCs w:val="32"/>
+                <w:b/>
+                <w:bCs/>
+                <w:color w:val="2D2D2D"/>
+                <w:lang w:val="en-US" w:bidi="fa-IR"/>
+                <w:rtl w:val="0"/>
+              </w:rPr>
+              <w:t>Server</w:t>
+            </w:r>
+            <w:bookmarkEnd w:id="1"/>
           </w:p>
         </w:tc>
       </w:tr>
@@ -1430,16 +1522,20 @@
         <w:tblW w:type="dxa" w:w="9638"/>
         <w:tblLayout w:type="fixed"/>
         <w:tblLook w:firstColumn="1" w:firstRow="1" w:lastColumn="0" w:lastRow="0" w:noHBand="0" w:noVBand="1" w:val="04A0"/>
+        <w:tblDescription w:val="heading_badge"/>
         <w:bidiVisual/>
       </w:tblPr>
       <w:tblGrid>
-        <w:gridCol w:w="1288"/>
-        <w:gridCol w:w="8350"/>
+        <w:gridCol w:w="1368"/>
+        <w:gridCol w:w="8270"/>
       </w:tblGrid>
       <w:tr>
+        <w:trPr>
+          <w:cantSplit/>
+        </w:trPr>
         <w:tc>
           <w:tcPr>
-            <w:tcW w:type="dxa" w:w="1288"/>
+            <w:tcW w:type="dxa" w:w="1368"/>
             <w:shd w:val="clear" w:color="auto" w:fill="6B2FA0"/>
             <w:tcMar>
               <w:top w:w="80" w:type="dxa"/>
@@ -1477,7 +1573,7 @@
         </w:tc>
         <w:tc>
           <w:tcPr>
-            <w:tcW w:type="dxa" w:w="8350"/>
+            <w:tcW w:type="dxa" w:w="8270"/>
             <w:tcMar>
               <w:top w:w="80" w:type="dxa"/>
               <w:bottom w:w="80" w:type="dxa"/>
@@ -1494,10 +1590,12 @@
           <w:p>
             <w:pPr>
               <w:bidi w:val="1"/>
-              <w:jc w:val="start"/>
+              <w:jc w:val="right"/>
               <w:keepNext/>
               <w:keepLines/>
+              <w:outlineLvl w:val="1"/>
             </w:pPr>
+            <w:bookmarkStart w:id="2" w:name="md_____database_engine_851729ed"/>
             <w:r>
               <w:rPr>
                 <w:rFonts w:ascii="Vazirmatn" w:hAnsi="Vazirmatn" w:cs="Vazirmatn"/>
@@ -1508,7 +1606,19 @@
                 <w:color w:val="2D2D2D"/>
                 <w:lang w:val="en-US" w:bidi="fa-IR"/>
               </w:rPr>
-              <w:t xml:space="preserve">نقش </w:t>
+              <w:t>نقش</w:t>
+            </w:r>
+            <w:r>
+              <w:rPr>
+                <w:rFonts w:ascii="Vazirmatn" w:hAnsi="Vazirmatn" w:cs="Vazirmatn"/>
+                <w:sz w:val="28"/>
+                <w:szCs w:val="28"/>
+                <w:b/>
+                <w:bCs/>
+                <w:color w:val="2D2D2D"/>
+                <w:lang w:val="en-US" w:bidi="fa-IR"/>
+              </w:rPr>
+              <w:t xml:space="preserve"> </w:t>
             </w:r>
             <w:r>
               <w:rPr>
@@ -1521,8 +1631,34 @@
                 <w:lang w:val="en-US" w:bidi="fa-IR"/>
                 <w:rtl w:val="0"/>
               </w:rPr>
-              <w:t>Database Engine</w:t>
+              <w:t>Database</w:t>
             </w:r>
+            <w:r>
+              <w:rPr>
+                <w:rFonts w:ascii="Vazirmatn" w:hAnsi="Vazirmatn" w:cs="Vazirmatn"/>
+                <w:sz w:val="28"/>
+                <w:szCs w:val="28"/>
+                <w:b/>
+                <w:bCs/>
+                <w:color w:val="2D2D2D"/>
+                <w:lang w:val="en-US" w:bidi="fa-IR"/>
+              </w:rPr>
+              <w:t xml:space="preserve"> </w:t>
+            </w:r>
+            <w:r>
+              <w:rPr>
+                <w:rFonts w:ascii="Segoe UI" w:hAnsi="Segoe UI" w:cs="Vazirmatn"/>
+                <w:sz w:val="28"/>
+                <w:szCs w:val="28"/>
+                <w:b/>
+                <w:bCs/>
+                <w:color w:val="2D2D2D"/>
+                <w:lang w:val="en-US" w:bidi="fa-IR"/>
+                <w:rtl w:val="0"/>
+              </w:rPr>
+              <w:t>Engine</w:t>
+            </w:r>
+            <w:bookmarkEnd w:id="2"/>
           </w:p>
         </w:tc>
       </w:tr>
@@ -2440,16 +2576,20 @@
         <w:tblW w:type="dxa" w:w="9638"/>
         <w:tblLayout w:type="fixed"/>
         <w:tblLook w:firstColumn="1" w:firstRow="1" w:lastColumn="0" w:lastRow="0" w:noHBand="0" w:noVBand="1" w:val="04A0"/>
+        <w:tblDescription w:val="heading_badge"/>
         <w:bidiVisual/>
       </w:tblPr>
       <w:tblGrid>
-        <w:gridCol w:w="1288"/>
-        <w:gridCol w:w="8350"/>
+        <w:gridCol w:w="1368"/>
+        <w:gridCol w:w="8270"/>
       </w:tblGrid>
       <w:tr>
+        <w:trPr>
+          <w:cantSplit/>
+        </w:trPr>
         <w:tc>
           <w:tcPr>
-            <w:tcW w:type="dxa" w:w="1288"/>
+            <w:tcW w:type="dxa" w:w="1368"/>
             <w:shd w:val="clear" w:color="auto" w:fill="6B2FA0"/>
             <w:tcMar>
               <w:top w:w="80" w:type="dxa"/>
@@ -2487,7 +2627,7 @@
         </w:tc>
         <w:tc>
           <w:tcPr>
-            <w:tcW w:type="dxa" w:w="8350"/>
+            <w:tcW w:type="dxa" w:w="8270"/>
             <w:tcMar>
               <w:top w:w="80" w:type="dxa"/>
               <w:bottom w:w="80" w:type="dxa"/>
@@ -2504,10 +2644,12 @@
           <w:p>
             <w:pPr>
               <w:bidi w:val="1"/>
-              <w:jc w:val="start"/>
+              <w:jc w:val="right"/>
               <w:keepNext/>
               <w:keepLines/>
+              <w:outlineLvl w:val="1"/>
             </w:pPr>
+            <w:bookmarkStart w:id="3" w:name="md_____sql_server_agent_429fe779"/>
             <w:r>
               <w:rPr>
                 <w:rFonts w:ascii="Vazirmatn" w:hAnsi="Vazirmatn" w:cs="Vazirmatn"/>
@@ -2518,7 +2660,19 @@
                 <w:color w:val="2D2D2D"/>
                 <w:lang w:val="en-US" w:bidi="fa-IR"/>
               </w:rPr>
-              <w:t xml:space="preserve">نقش </w:t>
+              <w:t>نقش</w:t>
+            </w:r>
+            <w:r>
+              <w:rPr>
+                <w:rFonts w:ascii="Vazirmatn" w:hAnsi="Vazirmatn" w:cs="Vazirmatn"/>
+                <w:sz w:val="28"/>
+                <w:szCs w:val="28"/>
+                <w:b/>
+                <w:bCs/>
+                <w:color w:val="2D2D2D"/>
+                <w:lang w:val="en-US" w:bidi="fa-IR"/>
+              </w:rPr>
+              <w:t xml:space="preserve"> </w:t>
             </w:r>
             <w:r>
               <w:rPr>
@@ -2531,8 +2685,59 @@
                 <w:lang w:val="en-US" w:bidi="fa-IR"/>
                 <w:rtl w:val="0"/>
               </w:rPr>
-              <w:t>SQL Server Agent</w:t>
+              <w:t>SQL</w:t>
             </w:r>
+            <w:r>
+              <w:rPr>
+                <w:rFonts w:ascii="Vazirmatn" w:hAnsi="Vazirmatn" w:cs="Vazirmatn"/>
+                <w:sz w:val="28"/>
+                <w:szCs w:val="28"/>
+                <w:b/>
+                <w:bCs/>
+                <w:color w:val="2D2D2D"/>
+                <w:lang w:val="en-US" w:bidi="fa-IR"/>
+              </w:rPr>
+              <w:t xml:space="preserve"> </w:t>
+            </w:r>
+            <w:r>
+              <w:rPr>
+                <w:rFonts w:ascii="Segoe UI" w:hAnsi="Segoe UI" w:cs="Vazirmatn"/>
+                <w:sz w:val="28"/>
+                <w:szCs w:val="28"/>
+                <w:b/>
+                <w:bCs/>
+                <w:color w:val="2D2D2D"/>
+                <w:lang w:val="en-US" w:bidi="fa-IR"/>
+                <w:rtl w:val="0"/>
+              </w:rPr>
+              <w:t>Server</w:t>
+            </w:r>
+            <w:r>
+              <w:rPr>
+                <w:rFonts w:ascii="Vazirmatn" w:hAnsi="Vazirmatn" w:cs="Vazirmatn"/>
+                <w:sz w:val="28"/>
+                <w:szCs w:val="28"/>
+                <w:b/>
+                <w:bCs/>
+                <w:color w:val="2D2D2D"/>
+                <w:lang w:val="en-US" w:bidi="fa-IR"/>
+              </w:rPr>
+              <w:t xml:space="preserve"> </w:t>
+            </w:r>
+            <w:r>
+              <w:rPr>
+                <w:rFonts w:ascii="Segoe UI" w:hAnsi="Segoe UI" w:cs="Vazirmatn"/>
+                <w:sz w:val="28"/>
+                <w:szCs w:val="28"/>
+                <w:b/>
+                <w:bCs/>
+                <w:color w:val="2D2D2D"/>
+                <w:lang w:val="en-US" w:bidi="fa-IR"/>
+                <w:rtl w:val="0"/>
+              </w:rPr>
+              <w:t>Agent</w:t>
+            </w:r>
+            <w:bookmarkEnd w:id="3"/>
           </w:p>
         </w:tc>
       </w:tr>
@@ -4402,15 +4607,19 @@
     </w:p>
     <w:tbl>
       <w:tblPr>
-        <w:tblW w:type="auto" w:w="0"/>
+        <w:tblW w:type="dxa" w:w="9638"/>
         <w:tblLayout w:type="fixed"/>
         <w:tblLook w:firstColumn="1" w:firstRow="1" w:lastColumn="0" w:lastRow="0" w:noHBand="0" w:noVBand="1" w:val="04A0"/>
+        <w:tblDescription w:val="callout"/>
         <w:bidiVisual/>
       </w:tblPr>
       <w:tblGrid>
         <w:gridCol w:w="9638"/>
       </w:tblGrid>
       <w:tr>
+        <w:trPr>
+          <w:cantSplit/>
+        </w:trPr>
         <w:tc>
           <w:tcPr>
             <w:tcW w:type="dxa" w:w="9638"/>
@@ -4431,7 +4640,9 @@
           <w:p>
             <w:pPr>
               <w:bidi w:val="1"/>
-              <w:jc w:val="start"/>
+              <w:jc w:val="right"/>
+              <w:keepNext/>
+              <w:keepLines/>
             </w:pPr>
             <w:r>
               <w:rPr>
@@ -5313,16 +5524,20 @@
         <w:tblW w:type="dxa" w:w="9638"/>
         <w:tblLayout w:type="fixed"/>
         <w:tblLook w:firstColumn="1" w:firstRow="1" w:lastColumn="0" w:lastRow="0" w:noHBand="0" w:noVBand="1" w:val="04A0"/>
+        <w:tblDescription w:val="heading_badge"/>
         <w:bidiVisual/>
       </w:tblPr>
       <w:tblGrid>
-        <w:gridCol w:w="1288"/>
-        <w:gridCol w:w="8350"/>
+        <w:gridCol w:w="1368"/>
+        <w:gridCol w:w="8270"/>
       </w:tblGrid>
       <w:tr>
+        <w:trPr>
+          <w:cantSplit/>
+        </w:trPr>
         <w:tc>
           <w:tcPr>
-            <w:tcW w:type="dxa" w:w="1288"/>
+            <w:tcW w:type="dxa" w:w="1368"/>
             <w:shd w:val="clear" w:color="auto" w:fill="6B2FA0"/>
             <w:tcMar>
               <w:top w:w="80" w:type="dxa"/>
@@ -5360,7 +5575,7 @@
         </w:tc>
         <w:tc>
           <w:tcPr>
-            <w:tcW w:type="dxa" w:w="8350"/>
+            <w:tcW w:type="dxa" w:w="8270"/>
             <w:tcMar>
               <w:top w:w="80" w:type="dxa"/>
               <w:bottom w:w="80" w:type="dxa"/>
@@ -5377,10 +5592,12 @@
           <w:p>
             <w:pPr>
               <w:bidi w:val="1"/>
-              <w:jc w:val="start"/>
+              <w:jc w:val="right"/>
               <w:keepNext/>
               <w:keepLines/>
+              <w:outlineLvl w:val="1"/>
             </w:pPr>
+            <w:bookmarkStart w:id="4" w:name="md______________sql_server_data_6c697bec"/>
             <w:r>
               <w:rPr>
                 <w:rFonts w:ascii="Vazirmatn" w:hAnsi="Vazirmatn" w:cs="Vazirmatn"/>
@@ -5391,7 +5608,43 @@
                 <w:color w:val="2D2D2D"/>
                 <w:lang w:val="en-US" w:bidi="fa-IR"/>
               </w:rPr>
-              <w:t xml:space="preserve">معماری داخلی </w:t>
+              <w:t>معماری</w:t>
+            </w:r>
+            <w:r>
+              <w:rPr>
+                <w:rFonts w:ascii="Vazirmatn" w:hAnsi="Vazirmatn" w:cs="Vazirmatn"/>
+                <w:sz w:val="28"/>
+                <w:szCs w:val="28"/>
+                <w:b/>
+                <w:bCs/>
+                <w:color w:val="2D2D2D"/>
+                <w:lang w:val="en-US" w:bidi="fa-IR"/>
+              </w:rPr>
+              <w:t xml:space="preserve"> </w:t>
+            </w:r>
+            <w:r>
+              <w:rPr>
+                <w:rFonts w:ascii="Vazirmatn" w:hAnsi="Vazirmatn" w:cs="Vazirmatn"/>
+                <w:sz w:val="28"/>
+                <w:szCs w:val="28"/>
+                <w:b/>
+                <w:bCs/>
+                <w:color w:val="2D2D2D"/>
+                <w:lang w:val="en-US" w:bidi="fa-IR"/>
+              </w:rPr>
+              <w:t>داخلی</w:t>
+            </w:r>
+            <w:r>
+              <w:rPr>
+                <w:rFonts w:ascii="Vazirmatn" w:hAnsi="Vazirmatn" w:cs="Vazirmatn"/>
+                <w:sz w:val="28"/>
+                <w:szCs w:val="28"/>
+                <w:b/>
+                <w:bCs/>
+                <w:color w:val="2D2D2D"/>
+                <w:lang w:val="en-US" w:bidi="fa-IR"/>
+              </w:rPr>
+              <w:t xml:space="preserve"> </w:t>
             </w:r>
             <w:r>
               <w:rPr>
@@ -5404,8 +5657,84 @@
                 <w:lang w:val="en-US" w:bidi="fa-IR"/>
                 <w:rtl w:val="0"/>
               </w:rPr>
-              <w:t>SQL Server Database Engine</w:t>
+              <w:t>SQL</w:t>
             </w:r>
+            <w:r>
+              <w:rPr>
+                <w:rFonts w:ascii="Vazirmatn" w:hAnsi="Vazirmatn" w:cs="Vazirmatn"/>
+                <w:sz w:val="28"/>
+                <w:szCs w:val="28"/>
+                <w:b/>
+                <w:bCs/>
+                <w:color w:val="2D2D2D"/>
+                <w:lang w:val="en-US" w:bidi="fa-IR"/>
+              </w:rPr>
+              <w:t xml:space="preserve"> </w:t>
+            </w:r>
+            <w:r>
+              <w:rPr>
+                <w:rFonts w:ascii="Segoe UI" w:hAnsi="Segoe UI" w:cs="Vazirmatn"/>
+                <w:sz w:val="28"/>
+                <w:szCs w:val="28"/>
+                <w:b/>
+                <w:bCs/>
+                <w:color w:val="2D2D2D"/>
+                <w:lang w:val="en-US" w:bidi="fa-IR"/>
+                <w:rtl w:val="0"/>
+              </w:rPr>
+              <w:t>Server</w:t>
+            </w:r>
+            <w:r>
+              <w:rPr>
+                <w:rFonts w:ascii="Vazirmatn" w:hAnsi="Vazirmatn" w:cs="Vazirmatn"/>
+                <w:sz w:val="28"/>
+                <w:szCs w:val="28"/>
+                <w:b/>
+                <w:bCs/>
+                <w:color w:val="2D2D2D"/>
+                <w:lang w:val="en-US" w:bidi="fa-IR"/>
+              </w:rPr>
+              <w:t xml:space="preserve"> </w:t>
+            </w:r>
+            <w:r>
+              <w:rPr>
+                <w:rFonts w:ascii="Segoe UI" w:hAnsi="Segoe UI" w:cs="Vazirmatn"/>
+                <w:sz w:val="28"/>
+                <w:szCs w:val="28"/>
+                <w:b/>
+                <w:bCs/>
+                <w:color w:val="2D2D2D"/>
+                <w:lang w:val="en-US" w:bidi="fa-IR"/>
+                <w:rtl w:val="0"/>
+              </w:rPr>
+              <w:t>Database</w:t>
+            </w:r>
+            <w:r>
+              <w:rPr>
+                <w:rFonts w:ascii="Vazirmatn" w:hAnsi="Vazirmatn" w:cs="Vazirmatn"/>
+                <w:sz w:val="28"/>
+                <w:szCs w:val="28"/>
+                <w:b/>
+                <w:bCs/>
+                <w:color w:val="2D2D2D"/>
+                <w:lang w:val="en-US" w:bidi="fa-IR"/>
+              </w:rPr>
+              <w:t xml:space="preserve"> </w:t>
+            </w:r>
+            <w:r>
+              <w:rPr>
+                <w:rFonts w:ascii="Segoe UI" w:hAnsi="Segoe UI" w:cs="Vazirmatn"/>
+                <w:sz w:val="28"/>
+                <w:szCs w:val="28"/>
+                <w:b/>
+                <w:bCs/>
+                <w:color w:val="2D2D2D"/>
+                <w:lang w:val="en-US" w:bidi="fa-IR"/>
+                <w:rtl w:val="0"/>
+              </w:rPr>
+              <w:t>Engine</w:t>
+            </w:r>
+            <w:bookmarkEnd w:id="4"/>
           </w:p>
         </w:tc>
       </w:tr>
@@ -6452,8 +6781,8 @@
       <w:r>
         <w:drawing>
           <wp:inline xmlns:a="http://schemas.openxmlformats.org/drawingml/2006/main" xmlns:pic="http://schemas.openxmlformats.org/drawingml/2006/picture">
-            <wp:extent cx="5760720" cy="5957331"/>
-            <wp:docPr id="1" name="Picture 1"/>
+            <wp:extent cx="5760720" cy="4760031"/>
+            <wp:docPr id="1" name="Mermaid Diagram" descr="mermaid"/>
             <wp:cNvGraphicFramePr>
               <a:graphicFrameLocks noChangeAspect="1"/>
             </wp:cNvGraphicFramePr>
@@ -6473,7 +6802,7 @@
                   <pic:spPr>
                     <a:xfrm>
                       <a:off x="0" y="0"/>
-                      <a:ext cx="5760720" cy="5957331"/>
+                      <a:ext cx="5760720" cy="4760031"/>
                     </a:xfrm>
                     <a:prstGeom prst="rect"/>
                   </pic:spPr>
@@ -6524,15 +6853,19 @@
     </w:p>
     <w:tbl>
       <w:tblPr>
-        <w:tblW w:type="auto" w:w="0"/>
+        <w:tblW w:type="dxa" w:w="9638"/>
         <w:tblLayout w:type="fixed"/>
         <w:tblLook w:firstColumn="1" w:firstRow="1" w:lastColumn="0" w:lastRow="0" w:noHBand="0" w:noVBand="1" w:val="04A0"/>
+        <w:tblDescription w:val="callout"/>
         <w:bidiVisual/>
       </w:tblPr>
       <w:tblGrid>
         <w:gridCol w:w="9638"/>
       </w:tblGrid>
       <w:tr>
+        <w:trPr>
+          <w:cantSplit/>
+        </w:trPr>
         <w:tc>
           <w:tcPr>
             <w:tcW w:type="dxa" w:w="9638"/>
@@ -6553,7 +6886,9 @@
           <w:p>
             <w:pPr>
               <w:bidi w:val="1"/>
-              <w:jc w:val="start"/>
+              <w:jc w:val="right"/>
+              <w:keepNext/>
+              <w:keepLines/>
             </w:pPr>
             <w:r>
               <w:rPr>
@@ -7453,6 +7788,7 @@
         <w:tblW w:type="dxa" w:w="9638"/>
         <w:tblLayout w:type="fixed"/>
         <w:tblLook w:firstColumn="1" w:firstRow="1" w:lastColumn="0" w:lastRow="0" w:noHBand="0" w:noVBand="1" w:val="04A0"/>
+        <w:tblDescription w:val="heading_badge"/>
         <w:bidiVisual/>
       </w:tblPr>
       <w:tblGrid>
@@ -7460,6 +7796,9 @@
         <w:gridCol w:w="8438"/>
       </w:tblGrid>
       <w:tr>
+        <w:trPr>
+          <w:cantSplit/>
+        </w:trPr>
         <w:tc>
           <w:tcPr>
             <w:tcW w:type="dxa" w:w="1200"/>
@@ -7517,10 +7856,12 @@
           <w:p>
             <w:pPr>
               <w:bidi w:val="1"/>
-              <w:jc w:val="start"/>
+              <w:jc w:val="right"/>
               <w:keepNext/>
               <w:keepLines/>
+              <w:outlineLvl w:val="1"/>
             </w:pPr>
+            <w:bookmarkStart w:id="5" w:name="md________________________cd130b46"/>
             <w:r>
               <w:rPr>
                 <w:rFonts w:ascii="Vazirmatn" w:hAnsi="Vazirmatn" w:cs="Vazirmatn"/>
@@ -7531,8 +7872,105 @@
                 <w:color w:val="2D2D2D"/>
                 <w:lang w:val="en-US" w:bidi="fa-IR"/>
               </w:rPr>
-              <w:t>مدل ذهنی هویت و دسترسی</w:t>
+              <w:t>مدل</w:t>
             </w:r>
+            <w:r>
+              <w:rPr>
+                <w:rFonts w:ascii="Vazirmatn" w:hAnsi="Vazirmatn" w:cs="Vazirmatn"/>
+                <w:sz w:val="28"/>
+                <w:szCs w:val="28"/>
+                <w:b/>
+                <w:bCs/>
+                <w:color w:val="2D2D2D"/>
+                <w:lang w:val="en-US" w:bidi="fa-IR"/>
+              </w:rPr>
+              <w:t xml:space="preserve"> </w:t>
+            </w:r>
+            <w:r>
+              <w:rPr>
+                <w:rFonts w:ascii="Vazirmatn" w:hAnsi="Vazirmatn" w:cs="Vazirmatn"/>
+                <w:sz w:val="28"/>
+                <w:szCs w:val="28"/>
+                <w:b/>
+                <w:bCs/>
+                <w:color w:val="2D2D2D"/>
+                <w:lang w:val="en-US" w:bidi="fa-IR"/>
+              </w:rPr>
+              <w:t>ذهنی</w:t>
+            </w:r>
+            <w:r>
+              <w:rPr>
+                <w:rFonts w:ascii="Vazirmatn" w:hAnsi="Vazirmatn" w:cs="Vazirmatn"/>
+                <w:sz w:val="28"/>
+                <w:szCs w:val="28"/>
+                <w:b/>
+                <w:bCs/>
+                <w:color w:val="2D2D2D"/>
+                <w:lang w:val="en-US" w:bidi="fa-IR"/>
+              </w:rPr>
+              <w:t xml:space="preserve"> </w:t>
+            </w:r>
+            <w:r>
+              <w:rPr>
+                <w:rFonts w:ascii="Vazirmatn" w:hAnsi="Vazirmatn" w:cs="Vazirmatn"/>
+                <w:sz w:val="28"/>
+                <w:szCs w:val="28"/>
+                <w:b/>
+                <w:bCs/>
+                <w:color w:val="2D2D2D"/>
+                <w:lang w:val="en-US" w:bidi="fa-IR"/>
+              </w:rPr>
+              <w:t>هویت</w:t>
+            </w:r>
+            <w:r>
+              <w:rPr>
+                <w:rFonts w:ascii="Vazirmatn" w:hAnsi="Vazirmatn" w:cs="Vazirmatn"/>
+                <w:sz w:val="28"/>
+                <w:szCs w:val="28"/>
+                <w:b/>
+                <w:bCs/>
+                <w:color w:val="2D2D2D"/>
+                <w:lang w:val="en-US" w:bidi="fa-IR"/>
+              </w:rPr>
+              <w:t xml:space="preserve"> </w:t>
+            </w:r>
+            <w:r>
+              <w:rPr>
+                <w:rFonts w:ascii="Vazirmatn" w:hAnsi="Vazirmatn" w:cs="Vazirmatn"/>
+                <w:sz w:val="28"/>
+                <w:szCs w:val="28"/>
+                <w:b/>
+                <w:bCs/>
+                <w:color w:val="2D2D2D"/>
+                <w:lang w:val="en-US" w:bidi="fa-IR"/>
+              </w:rPr>
+              <w:t>و</w:t>
+            </w:r>
+            <w:r>
+              <w:rPr>
+                <w:rFonts w:ascii="Vazirmatn" w:hAnsi="Vazirmatn" w:cs="Vazirmatn"/>
+                <w:sz w:val="28"/>
+                <w:szCs w:val="28"/>
+                <w:b/>
+                <w:bCs/>
+                <w:color w:val="2D2D2D"/>
+                <w:lang w:val="en-US" w:bidi="fa-IR"/>
+              </w:rPr>
+              <w:t xml:space="preserve"> </w:t>
+            </w:r>
+            <w:r>
+              <w:rPr>
+                <w:rFonts w:ascii="Vazirmatn" w:hAnsi="Vazirmatn" w:cs="Vazirmatn"/>
+                <w:sz w:val="28"/>
+                <w:szCs w:val="28"/>
+                <w:b/>
+                <w:bCs/>
+                <w:color w:val="2D2D2D"/>
+                <w:lang w:val="en-US" w:bidi="fa-IR"/>
+              </w:rPr>
+              <w:t>دسترسی</w:t>
+            </w:r>
+            <w:bookmarkEnd w:id="5"/>
           </w:p>
         </w:tc>
       </w:tr>
@@ -9494,6 +9932,7 @@
         <w:tblW w:type="dxa" w:w="9638"/>
         <w:tblLayout w:type="fixed"/>
         <w:tblLook w:firstColumn="1" w:firstRow="1" w:lastColumn="0" w:lastRow="0" w:noHBand="0" w:noVBand="1" w:val="04A0"/>
+        <w:tblDescription w:val="data_table"/>
         <w:bidiVisual/>
       </w:tblPr>
       <w:tblGrid>
@@ -9503,8 +9942,8 @@
       </w:tblGrid>
       <w:tr>
         <w:trPr>
+          <w:tblHeader/>
           <w:cantSplit/>
-          <w:tblHeader/>
         </w:trPr>
         <w:tc>
           <w:tcPr>
@@ -9643,9 +10082,6 @@
         </w:tc>
       </w:tr>
       <w:tr>
-        <w:trPr>
-          <w:cantSplit/>
-        </w:trPr>
         <w:tc>
           <w:tcPr>
             <w:tcW w:type="dxa" w:w="3212"/>
@@ -9777,9 +10213,6 @@
         </w:tc>
       </w:tr>
       <w:tr>
-        <w:trPr>
-          <w:cantSplit/>
-        </w:trPr>
         <w:tc>
           <w:tcPr>
             <w:tcW w:type="dxa" w:w="3212"/>
@@ -9890,9 +10323,6 @@
         </w:tc>
       </w:tr>
       <w:tr>
-        <w:trPr>
-          <w:cantSplit/>
-        </w:trPr>
         <w:tc>
           <w:tcPr>
             <w:tcW w:type="dxa" w:w="3212"/>
@@ -10850,6 +11280,7 @@
         <w:tblW w:type="dxa" w:w="9638"/>
         <w:tblLayout w:type="fixed"/>
         <w:tblLook w:firstColumn="1" w:firstRow="1" w:lastColumn="0" w:lastRow="0" w:noHBand="0" w:noVBand="1" w:val="04A0"/>
+        <w:tblDescription w:val="code_block"/>
         <w:jc w:val="center"/>
       </w:tblPr>
       <w:tblGrid>
@@ -11648,17 +12079,6 @@
       <w:docGrid w:linePitch="360"/>
       <w:bidi w:val="1"/>
     </w:sectPr>
-    <w:bookmarkStart w:id="92283" w:name="پایگاههای-داده-سیستمی-sql-server"/>
-    <w:bookmarkEnd w:id="92283">
-      <w:bookmarkStart w:id="11493" w:name="نقش-database-engine"/>
-      <w:bookmarkEnd w:id="11493"/>
-      <w:bookmarkStart w:id="39741" w:name="نقش-sql-server-agent"/>
-      <w:bookmarkEnd w:id="39741"/>
-      <w:bookmarkStart w:id="55546" w:name="معماری-داخلی-sql-server-database-engine"/>
-      <w:bookmarkEnd w:id="55546"/>
-      <w:bookmarkStart w:id="73751" w:name="مدل-ذهنی-هویت-و-دسترسی"/>
-      <w:bookmarkEnd w:id="73751"/>
-    </w:bookmarkEnd>
   </w:body>
 </w:document>
 </file>
